--- a/resumes/cdd-objet-defini-2021.docx
+++ b/resumes/cdd-objet-defini-2021.docx
@@ -282,6 +282,41 @@
         </w:rPr>
         <w:t>20h</w:t>
       </w:r>
+      <w:r>
+        <w:rPr>
+          <w:b w:val="0"/>
+          <w:i w:val="0"/>
+        </w:rPr>
+        <w:t xml:space="preserve">, si vos heures CPF ne suffisent pas — la formation doit être engagée </w:t>
+      </w:r>
+      <w:r>
+        <w:rPr>
+          <w:b/>
+          <w:i w:val="0"/>
+        </w:rPr>
+        <w:t>avant la fin du contrat</w:t>
+      </w:r>
+      <w:r>
+        <w:rPr>
+          <w:b w:val="0"/>
+          <w:i w:val="0"/>
+        </w:rPr>
+        <w:t xml:space="preserve"> et se terminer dans un délai de </w:t>
+      </w:r>
+      <w:r>
+        <w:rPr>
+          <w:b/>
+          <w:i w:val="0"/>
+        </w:rPr>
+        <w:t>6 mois après la rupture du contrat</w:t>
+      </w:r>
+      <w:r>
+        <w:rPr>
+          <w:b w:val="0"/>
+          <w:i w:val="0"/>
+        </w:rPr>
+        <w:t xml:space="preserve"> ; à titre exceptionnel, elle peut débuter après la fin du contrat si son financement a été validé avant votre départ</w:t>
+      </w:r>
     </w:p>
     <w:p>
       <w:pPr>
@@ -299,7 +334,21 @@
           <w:b w:val="0"/>
           <w:i w:val="0"/>
         </w:rPr>
-        <w:t xml:space="preserve"> pendant le contrat, puis priorité d'accès aux emplois CDI/CDD pendant </w:t>
+        <w:t xml:space="preserve"> pendant toute la durée du contrat, avec accès automatique à la liste des postes à pourvoir (mail + intranet), puis </w:t>
+      </w:r>
+      <w:r>
+        <w:rPr>
+          <w:b/>
+          <w:i w:val="0"/>
+        </w:rPr>
+        <w:t>priorité d'accès</w:t>
+      </w:r>
+      <w:r>
+        <w:rPr>
+          <w:b w:val="0"/>
+          <w:i w:val="0"/>
+        </w:rPr>
+        <w:t xml:space="preserve"> aux emplois en CDI ou CDD pendant </w:t>
       </w:r>
       <w:r>
         <w:rPr>
@@ -313,7 +362,7 @@
           <w:b w:val="0"/>
           <w:i w:val="0"/>
         </w:rPr>
-        <w:t xml:space="preserve"> après, sur demande à la DRH</w:t>
+        <w:t xml:space="preserve"> après la fin du contrat — pour continuer à recevoir les offres par mail durant ces 12 mois, vous devez en faire la demande à la DRH</w:t>
       </w:r>
     </w:p>
     <w:p>
@@ -332,7 +381,7 @@
           <w:b w:val="0"/>
           <w:i w:val="0"/>
         </w:rPr>
-        <w:t xml:space="preserve"> d'autorisation d'absence pendant le préavis, pour organiser la suite</w:t>
+        <w:t xml:space="preserve"> d'autorisation d'absence pendant le délai de prévenance, prises en accord avec votre hiérarchie, pour organiser la suite de votre parcours — ce droit cesse dès que vous avez trouvé un autre emploi</w:t>
       </w:r>
     </w:p>
     <w:p>
@@ -370,6 +419,133 @@
     <w:p>
       <w:r>
         <w:rPr>
+          <w:b/>
+          <w:i w:val="0"/>
+        </w:rPr>
+        <w:t>Suivi de l'accord</w:t>
+      </w:r>
+      <w:r>
+        <w:rPr>
+          <w:b w:val="0"/>
+          <w:i w:val="0"/>
+        </w:rPr>
+        <w:t xml:space="preserve"> </w:t>
+      </w:r>
+      <w:r>
+        <w:rPr>
+          <w:b w:val="0"/>
+          <w:i/>
+          <w:color w:val="5B6578"/>
+        </w:rPr>
+        <w:t>(Art. 6)</w:t>
+      </w:r>
+    </w:p>
+    <w:p>
+      <w:pPr>
+        <w:pStyle w:val="ListBullet"/>
+      </w:pPr>
+      <w:r>
+        <w:rPr>
+          <w:b w:val="0"/>
+          <w:i w:val="0"/>
+        </w:rPr>
+        <w:t xml:space="preserve">Les élus du </w:t>
+      </w:r>
+      <w:r>
+        <w:rPr>
+          <w:b/>
+          <w:i w:val="0"/>
+        </w:rPr>
+        <w:t>CSE central sont informés</w:t>
+      </w:r>
+      <w:r>
+        <w:rPr>
+          <w:b w:val="0"/>
+          <w:i w:val="0"/>
+        </w:rPr>
+        <w:t xml:space="preserve"> de la conclusion et de la fin de chaque contrat à objet défini, lors de la réunion de CSE Central qui suit : service concerné, période du contrat, description du projet, définition des tâches et résultat objectif déterminant la fin </w:t>
+      </w:r>
+      <w:r>
+        <w:rPr>
+          <w:b w:val="0"/>
+          <w:i/>
+          <w:color w:val="5B6578"/>
+        </w:rPr>
+        <w:t>(Art. 6.1)</w:t>
+      </w:r>
+    </w:p>
+    <w:p>
+      <w:pPr>
+        <w:pStyle w:val="ListBullet"/>
+      </w:pPr>
+      <w:r>
+        <w:rPr>
+          <w:b w:val="0"/>
+          <w:i w:val="0"/>
+        </w:rPr>
+        <w:t xml:space="preserve">Accord conclu pour une </w:t>
+      </w:r>
+      <w:r>
+        <w:rPr>
+          <w:b/>
+          <w:i w:val="0"/>
+        </w:rPr>
+        <w:t>durée indéterminée</w:t>
+      </w:r>
+      <w:r>
+        <w:rPr>
+          <w:b w:val="0"/>
+          <w:i w:val="0"/>
+        </w:rPr>
+        <w:t xml:space="preserve"> </w:t>
+      </w:r>
+      <w:r>
+        <w:rPr>
+          <w:b w:val="0"/>
+          <w:i/>
+          <w:color w:val="5B6578"/>
+        </w:rPr>
+        <w:t>(Art. 6.2)</w:t>
+      </w:r>
+    </w:p>
+    <w:p>
+      <w:pPr>
+        <w:pStyle w:val="ListBullet"/>
+      </w:pPr>
+      <w:r>
+        <w:rPr>
+          <w:b w:val="0"/>
+          <w:i w:val="0"/>
+        </w:rPr>
+        <w:t xml:space="preserve">Révision possible à la demande d'une organisation syndicale représentative ou de la Direction </w:t>
+      </w:r>
+      <w:r>
+        <w:rPr>
+          <w:b w:val="0"/>
+          <w:i/>
+          <w:color w:val="5B6578"/>
+        </w:rPr>
+        <w:t>(Art. 6.3)</w:t>
+      </w:r>
+      <w:r>
+        <w:rPr>
+          <w:b w:val="0"/>
+          <w:i w:val="0"/>
+        </w:rPr>
+        <w:t xml:space="preserve"> ; dénonciation possible par lettre recommandée, l'accord restant applicable jusqu'au dernier jour des mandats CSE en cours </w:t>
+      </w:r>
+      <w:r>
+        <w:rPr>
+          <w:b w:val="0"/>
+          <w:i/>
+          <w:color w:val="5B6578"/>
+        </w:rPr>
+        <w:t>(Art. 6.4)</w:t>
+      </w:r>
+    </w:p>
+    <w:p>
+      <w:r>
+        <w:rPr>
           <w:color w:val="5B6578"/>
           <w:sz w:val="16"/>
         </w:rPr>
@@ -392,6 +568,32 @@
           <w:color w:val="5B6578"/>
         </w:rPr>
         <w:t>accord-cdd-objet-defini-2021.md</w:t>
+      </w:r>
+      <w:r>
+        <w:rPr>
+          <w:b w:val="0"/>
+          <w:i/>
+          <w:color w:val="5B6578"/>
+        </w:rPr>
+        <w:t>.</w:t>
+      </w:r>
+    </w:p>
+    <w:p>
+      <w:r>
+        <w:rPr>
+          <w:b w:val="0"/>
+          <w:i/>
+          <w:color w:val="5B6578"/>
+        </w:rPr>
+        <w:t xml:space="preserve">Les références entre parenthèses renvoient aux articles de l'accord. Seul le texte intégral fait référence : </w:t>
+      </w:r>
+      <w:r>
+        <w:rPr>
+          <w:b w:val="0"/>
+          <w:i/>
+          <w:color w:val="5B6578"/>
+        </w:rPr>
+        <w:t>accord complet (PDF)</w:t>
       </w:r>
       <w:r>
         <w:rPr>
